--- a/downloads/teacher/04 Units/Unit 05 - Apparel and Textile Production and Design - Make It, Mend It, Wear It/Lesson 05.04 - Care Labels and Laundry and the Fibers and Care Quiz.docx
+++ b/downloads/teacher/04 Units/Unit 05 - Apparel and Textile Production and Design - Make It, Mend It, Wear It/Lesson 05.04 - Care Labels and Laundry and the Fibers and Care Quiz.docx
@@ -294,23 +294,41 @@
       <w:r>
         <w:t xml:space="preserve">By the end of this lesson, students will be able to:</w:t>
       </w:r>
-      <w:r>
-        <w:t xml:space="preserve"> </w:t>
-      </w:r>
-      <w:r>
-        <w:t xml:space="preserve">1. (Low: remember or understand) Given a care label, identify the five symbol families (wash, bleach, dry, iron, professional care) and state what the dots, bars, and X marks mean.</w:t>
-      </w:r>
-      <w:r>
-        <w:t xml:space="preserve"> </w:t>
-      </w:r>
-      <w:r>
-        <w:t xml:space="preserve">2. (Mid: apply or analyze) Sort a basket of garments into correct care groups and state the laundry sequence in order from sort to fold, naming the step where each ruined-garment scenario went wrong.</w:t>
-      </w:r>
-      <w:r>
-        <w:t xml:space="preserve"> </w:t>
-      </w:r>
-      <w:r>
-        <w:t xml:space="preserve">3. (High: evaluate or create) At the stain station, compare three treatments on one stain, evaluate which worked best, and calculate the cost of replacing the garment against the cost of the treatment.</w:t>
+    </w:p>
+    <w:p>
+      <w:pPr>
+        <w:numPr>
+          <w:ilvl w:val="0"/>
+          <w:numId w:val="1002"/>
+        </w:numPr>
+        <w:pStyle w:val="Compact"/>
+      </w:pPr>
+      <w:r>
+        <w:t xml:space="preserve">(Low: remember or understand) Given a care label, identify the five symbol families (wash, bleach, dry, iron, professional care) and state what the dots, bars, and X marks mean.</w:t>
+      </w:r>
+    </w:p>
+    <w:p>
+      <w:pPr>
+        <w:numPr>
+          <w:ilvl w:val="0"/>
+          <w:numId w:val="1002"/>
+        </w:numPr>
+        <w:pStyle w:val="Compact"/>
+      </w:pPr>
+      <w:r>
+        <w:t xml:space="preserve">(Mid: apply or analyze) Sort a basket of garments into correct care groups and state the laundry sequence in order from sort to fold, naming the step where each ruined-garment scenario went wrong.</w:t>
+      </w:r>
+    </w:p>
+    <w:p>
+      <w:pPr>
+        <w:numPr>
+          <w:ilvl w:val="0"/>
+          <w:numId w:val="1002"/>
+        </w:numPr>
+        <w:pStyle w:val="Compact"/>
+      </w:pPr>
+      <w:r>
+        <w:t xml:space="preserve">(High: evaluate or create) At the stain station, compare three treatments on one stain, evaluate which worked best, and calculate the cost of replacing the garment against the cost of the treatment.</w:t>
       </w:r>
     </w:p>
     <w:p>
@@ -366,11 +384,17 @@
         </w:rPr>
         <w:t xml:space="preserve">Day 1, per station (three stations of about seven):</w:t>
       </w:r>
-      <w:r>
-        <w:t xml:space="preserve"> </w:t>
-      </w:r>
-      <w:r>
-        <w:t xml:space="preserve">- A laundry basket with eight to ten real garments with their care labels still in them. The set must include: a wool sweater, something with spandex (leggings), a white cotton T-shirt, a colored cotton T-shirt, a dress shirt that says iron, something that says dry clean only, a pair of jeans, and one towel. Thrifted is fine and cheaper.</w:t>
+    </w:p>
+    <w:p>
+      <w:pPr>
+        <w:numPr>
+          <w:ilvl w:val="0"/>
+          <w:numId w:val="1003"/>
+        </w:numPr>
+        <w:pStyle w:val="Compact"/>
+      </w:pPr>
+      <w:r>
+        <w:t xml:space="preserve">A laundry basket with eight to ten real garments with their care labels still in them. The set must include: a wool sweater, something with spandex (leggings), a white cotton T-shirt, a colored cotton T-shirt, a dress shirt that says iron, something that says dry clean only, a pair of jeans, and one towel. Thrifted is fine and cheaper.</w:t>
       </w:r>
       <w:r>
         <w:t xml:space="preserve"> </w:t>
@@ -381,11 +405,17 @@
         </w:rPr>
         <w:t xml:space="preserve">[Sal: your basket. Real garments with real tags beat any worksheet. One thrift trip of ten items at about $2 each is about $20 for three stations if you split the set.]</w:t>
       </w:r>
-      <w:r>
-        <w:t xml:space="preserve"> </w:t>
-      </w:r>
-      <w:r>
-        <w:t xml:space="preserve">- Three sorting signs per station, printed:</w:t>
+    </w:p>
+    <w:p>
+      <w:pPr>
+        <w:numPr>
+          <w:ilvl w:val="0"/>
+          <w:numId w:val="1003"/>
+        </w:numPr>
+        <w:pStyle w:val="Compact"/>
+      </w:pPr>
+      <w:r>
+        <w:t xml:space="preserve">Three sorting signs per station, printed:</w:t>
       </w:r>
       <w:r>
         <w:t xml:space="preserve"> </w:t>
@@ -423,16 +453,22 @@
       <w:r>
         <w:t xml:space="preserve">”</w:t>
       </w:r>
-      <w:r>
-        <w:t xml:space="preserve"> </w:t>
-      </w:r>
-      <w:r>
-        <w:t xml:space="preserve">- One magnifier, because care symbols are printed small</w:t>
-      </w:r>
-    </w:p>
-    <w:p>
-      <w:pPr>
-        <w:pStyle w:val="BodyText"/>
+    </w:p>
+    <w:p>
+      <w:pPr>
+        <w:numPr>
+          <w:ilvl w:val="0"/>
+          <w:numId w:val="1003"/>
+        </w:numPr>
+        <w:pStyle w:val="Compact"/>
+      </w:pPr>
+      <w:r>
+        <w:t xml:space="preserve">One magnifier, because care symbols are printed small</w:t>
+      </w:r>
+    </w:p>
+    <w:p>
+      <w:pPr>
+        <w:pStyle w:val="FirstParagraph"/>
       </w:pPr>
       <w:r>
         <w:rPr>
@@ -440,46 +476,82 @@
         </w:rPr>
         <w:t xml:space="preserve">Day 2, per station:</w:t>
       </w:r>
-      <w:r>
-        <w:t xml:space="preserve"> </w:t>
-      </w:r>
-      <w:r>
-        <w:t xml:space="preserve">- Six scrap fabric squares, white cotton, about four inches: three for the stains, three spares</w:t>
-      </w:r>
-      <w:r>
-        <w:t xml:space="preserve"> </w:t>
-      </w:r>
-      <w:r>
-        <w:t xml:space="preserve">- Three stains, made the day before so they are set: cooking oil (grease), grape juice (a drink), and a ballpoint pen scribble (ink)</w:t>
-      </w:r>
-      <w:r>
-        <w:t xml:space="preserve"> </w:t>
-      </w:r>
-      <w:r>
-        <w:t xml:space="preserve">- Three treatment cups labeled: 1 cold water only, 2 a drop of dish soap in cold water, 3 the home remedy for that stain (baking soda paste for grease, white vinegar and water for the juice, rubbing alcohol for the ink)</w:t>
-      </w:r>
-      <w:r>
-        <w:t xml:space="preserve"> </w:t>
-      </w:r>
-      <w:r>
-        <w:t xml:space="preserve">- Three cotton swabs, one old toothbrush, one small bowl of clean water, paper towels</w:t>
-      </w:r>
-      <w:r>
-        <w:t xml:space="preserve"> </w:t>
-      </w:r>
-      <w:r>
-        <w:t xml:space="preserve">- Gloves, one pair per student who wants them</w:t>
-      </w:r>
-      <w:r>
-        <w:t xml:space="preserve"> </w:t>
-      </w:r>
-      <w:r>
-        <w:t xml:space="preserve">- A clothesline and clips strung across one corner of the room, or a drying rack</w:t>
-      </w:r>
-    </w:p>
-    <w:p>
-      <w:pPr>
-        <w:pStyle w:val="BodyText"/>
+    </w:p>
+    <w:p>
+      <w:pPr>
+        <w:numPr>
+          <w:ilvl w:val="0"/>
+          <w:numId w:val="1004"/>
+        </w:numPr>
+        <w:pStyle w:val="Compact"/>
+      </w:pPr>
+      <w:r>
+        <w:t xml:space="preserve">Six scrap fabric squares, white cotton, about four inches: three for the stains, three spares</w:t>
+      </w:r>
+    </w:p>
+    <w:p>
+      <w:pPr>
+        <w:numPr>
+          <w:ilvl w:val="0"/>
+          <w:numId w:val="1004"/>
+        </w:numPr>
+        <w:pStyle w:val="Compact"/>
+      </w:pPr>
+      <w:r>
+        <w:t xml:space="preserve">Three stains, made the day before so they are set: cooking oil (grease), grape juice (a drink), and a ballpoint pen scribble (ink)</w:t>
+      </w:r>
+    </w:p>
+    <w:p>
+      <w:pPr>
+        <w:numPr>
+          <w:ilvl w:val="0"/>
+          <w:numId w:val="1004"/>
+        </w:numPr>
+        <w:pStyle w:val="Compact"/>
+      </w:pPr>
+      <w:r>
+        <w:t xml:space="preserve">Three treatment cups labeled: 1 cold water only, 2 a drop of dish soap in cold water, 3 the home remedy for that stain (baking soda paste for grease, white vinegar and water for the juice, rubbing alcohol for the ink)</w:t>
+      </w:r>
+    </w:p>
+    <w:p>
+      <w:pPr>
+        <w:numPr>
+          <w:ilvl w:val="0"/>
+          <w:numId w:val="1004"/>
+        </w:numPr>
+        <w:pStyle w:val="Compact"/>
+      </w:pPr>
+      <w:r>
+        <w:t xml:space="preserve">Three cotton swabs, one old toothbrush, one small bowl of clean water, paper towels</w:t>
+      </w:r>
+    </w:p>
+    <w:p>
+      <w:pPr>
+        <w:numPr>
+          <w:ilvl w:val="0"/>
+          <w:numId w:val="1004"/>
+        </w:numPr>
+        <w:pStyle w:val="Compact"/>
+      </w:pPr>
+      <w:r>
+        <w:t xml:space="preserve">Gloves, one pair per student who wants them</w:t>
+      </w:r>
+    </w:p>
+    <w:p>
+      <w:pPr>
+        <w:numPr>
+          <w:ilvl w:val="0"/>
+          <w:numId w:val="1004"/>
+        </w:numPr>
+        <w:pStyle w:val="Compact"/>
+      </w:pPr>
+      <w:r>
+        <w:t xml:space="preserve">A clothesline and clips strung across one corner of the room, or a drying rack</w:t>
+      </w:r>
+    </w:p>
+    <w:p>
+      <w:pPr>
+        <w:pStyle w:val="FirstParagraph"/>
       </w:pPr>
       <w:r>
         <w:rPr>
@@ -487,11 +559,17 @@
         </w:rPr>
         <w:t xml:space="preserve">Both days:</w:t>
       </w:r>
-      <w:r>
-        <w:t xml:space="preserve"> </w:t>
-      </w:r>
-      <w:r>
-        <w:t xml:space="preserve">- Handouts, one per student each:</w:t>
+    </w:p>
+    <w:p>
+      <w:pPr>
+        <w:numPr>
+          <w:ilvl w:val="0"/>
+          <w:numId w:val="1005"/>
+        </w:numPr>
+        <w:pStyle w:val="Compact"/>
+      </w:pPr>
+      <w:r>
+        <w:t xml:space="preserve">Handouts, one per student each:</w:t>
       </w:r>
       <w:r>
         <w:t xml:space="preserve"> </w:t>
@@ -523,11 +601,17 @@
       <w:r>
         <w:t xml:space="preserve">(Day 2)</w:t>
       </w:r>
-      <w:r>
-        <w:t xml:space="preserve"> </w:t>
-      </w:r>
-      <w:r>
-        <w:t xml:space="preserve">- Slides:</w:t>
+    </w:p>
+    <w:p>
+      <w:pPr>
+        <w:numPr>
+          <w:ilvl w:val="0"/>
+          <w:numId w:val="1005"/>
+        </w:numPr>
+        <w:pStyle w:val="Compact"/>
+      </w:pPr>
+      <w:r>
+        <w:t xml:space="preserve">Slides:</w:t>
       </w:r>
       <w:r>
         <w:t xml:space="preserve"> </w:t>
@@ -544,15 +628,15 @@
       <w:r>
         <w:t xml:space="preserve">(Day 1 and Day 2 labeled)</w:t>
       </w:r>
-      <w:r>
-        <w:t xml:space="preserve"> </w:t>
-      </w:r>
-      <w:r>
-        <w:t xml:space="preserve">-</w:t>
-      </w:r>
-      <w:r>
-        <w:t xml:space="preserve"> </w:t>
-      </w:r>
+    </w:p>
+    <w:p>
+      <w:pPr>
+        <w:numPr>
+          <w:ilvl w:val="0"/>
+          <w:numId w:val="1005"/>
+        </w:numPr>
+        <w:pStyle w:val="Compact"/>
+      </w:pPr>
       <w:r>
         <w:rPr>
           <w:rStyle w:val="VerbatimChar"/>
@@ -562,29 +646,53 @@
       <w:r>
         <w:t xml:space="preserve">, printed, one per student, for the last 15 minutes of Day 2</w:t>
       </w:r>
-      <w:r>
-        <w:t xml:space="preserve"> </w:t>
-      </w:r>
-      <w:r>
-        <w:t xml:space="preserve">- The six labeled swatches from Lesson 5.3, kept for the Day 1 sort</w:t>
-      </w:r>
-      <w:r>
-        <w:t xml:space="preserve"> </w:t>
-      </w:r>
-      <w:r>
-        <w:t xml:space="preserve">- Index cards for the Day 1 closure</w:t>
-      </w:r>
-      <w:r>
-        <w:t xml:space="preserve"> </w:t>
-      </w:r>
-      <w:r>
-        <w:t xml:space="preserve">- Timer visible to the class</w:t>
-      </w:r>
-      <w:r>
-        <w:t xml:space="preserve"> </w:t>
-      </w:r>
-      <w:r>
-        <w:t xml:space="preserve">- Setup notes: make the stains on Day 1 after the last period and leave them to dry, or the treatments all</w:t>
+    </w:p>
+    <w:p>
+      <w:pPr>
+        <w:numPr>
+          <w:ilvl w:val="0"/>
+          <w:numId w:val="1005"/>
+        </w:numPr>
+        <w:pStyle w:val="Compact"/>
+      </w:pPr>
+      <w:r>
+        <w:t xml:space="preserve">The six labeled swatches from Lesson 5.3, kept for the Day 1 sort</w:t>
+      </w:r>
+    </w:p>
+    <w:p>
+      <w:pPr>
+        <w:numPr>
+          <w:ilvl w:val="0"/>
+          <w:numId w:val="1005"/>
+        </w:numPr>
+        <w:pStyle w:val="Compact"/>
+      </w:pPr>
+      <w:r>
+        <w:t xml:space="preserve">Index cards for the Day 1 closure</w:t>
+      </w:r>
+    </w:p>
+    <w:p>
+      <w:pPr>
+        <w:numPr>
+          <w:ilvl w:val="0"/>
+          <w:numId w:val="1005"/>
+        </w:numPr>
+        <w:pStyle w:val="Compact"/>
+      </w:pPr>
+      <w:r>
+        <w:t xml:space="preserve">Timer visible to the class</w:t>
+      </w:r>
+    </w:p>
+    <w:p>
+      <w:pPr>
+        <w:numPr>
+          <w:ilvl w:val="0"/>
+          <w:numId w:val="1005"/>
+        </w:numPr>
+        <w:pStyle w:val="Compact"/>
+      </w:pPr>
+      <w:r>
+        <w:t xml:space="preserve">Setup notes: make the stains on Day 1 after the last period and leave them to dry, or the treatments all</w:t>
       </w:r>
       <w:r>
         <w:t xml:space="preserve"> </w:t>
@@ -1398,67 +1506,121 @@
       <w:r>
         <w:t xml:space="preserve">Monitor understanding:</w:t>
       </w:r>
-      <w:r>
-        <w:t xml:space="preserve"> </w:t>
-      </w:r>
-      <w:r>
-        <w:t xml:space="preserve">- What shape is the washing symbol? What do two dots mean?</w:t>
-      </w:r>
-      <w:r>
-        <w:t xml:space="preserve"> </w:t>
-      </w:r>
-      <w:r>
-        <w:t xml:space="preserve">- This tag has a hand in the tub. What are you allowed to do and what are you not?</w:t>
-      </w:r>
-      <w:r>
-        <w:t xml:space="preserve"> </w:t>
-      </w:r>
-      <w:r>
-        <w:t xml:space="preserve">- Which pile does the wool sweater go in, and which symbol told you?</w:t>
-      </w:r>
-      <w:r>
-        <w:t xml:space="preserve"> </w:t>
-      </w:r>
-      <w:r>
-        <w:t xml:space="preserve">- You treated the grease with plain cold water. What did it do? Why not?</w:t>
-      </w:r>
-    </w:p>
-    <w:p>
-      <w:pPr>
-        <w:pStyle w:val="BodyText"/>
+    </w:p>
+    <w:p>
+      <w:pPr>
+        <w:numPr>
+          <w:ilvl w:val="0"/>
+          <w:numId w:val="1006"/>
+        </w:numPr>
+        <w:pStyle w:val="Compact"/>
+      </w:pPr>
+      <w:r>
+        <w:t xml:space="preserve">What shape is the washing symbol? What do two dots mean?</w:t>
+      </w:r>
+    </w:p>
+    <w:p>
+      <w:pPr>
+        <w:numPr>
+          <w:ilvl w:val="0"/>
+          <w:numId w:val="1006"/>
+        </w:numPr>
+        <w:pStyle w:val="Compact"/>
+      </w:pPr>
+      <w:r>
+        <w:t xml:space="preserve">This tag has a hand in the tub. What are you allowed to do and what are you not?</w:t>
+      </w:r>
+    </w:p>
+    <w:p>
+      <w:pPr>
+        <w:numPr>
+          <w:ilvl w:val="0"/>
+          <w:numId w:val="1006"/>
+        </w:numPr>
+        <w:pStyle w:val="Compact"/>
+      </w:pPr>
+      <w:r>
+        <w:t xml:space="preserve">Which pile does the wool sweater go in, and which symbol told you?</w:t>
+      </w:r>
+    </w:p>
+    <w:p>
+      <w:pPr>
+        <w:numPr>
+          <w:ilvl w:val="0"/>
+          <w:numId w:val="1006"/>
+        </w:numPr>
+        <w:pStyle w:val="Compact"/>
+      </w:pPr>
+      <w:r>
+        <w:t xml:space="preserve">You treated the grease with plain cold water. What did it do? Why not?</w:t>
+      </w:r>
+    </w:p>
+    <w:p>
+      <w:pPr>
+        <w:pStyle w:val="FirstParagraph"/>
       </w:pPr>
       <w:r>
         <w:t xml:space="preserve">Deepen learning:</w:t>
       </w:r>
-      <w:r>
-        <w:t xml:space="preserve"> </w:t>
-      </w:r>
-      <w:r>
-        <w:t xml:space="preserve">- Why does the law require a care label at all? Who is that protecting?</w:t>
-      </w:r>
-      <w:r>
-        <w:t xml:space="preserve"> </w:t>
-      </w:r>
-      <w:r>
-        <w:t xml:space="preserve">- The tag says dry clean only. Dry cleaning costs eight dollars and the shirt cost twelve. What would you do, and what is the risk?</w:t>
-      </w:r>
-      <w:r>
-        <w:t xml:space="preserve"> </w:t>
-      </w:r>
-      <w:r>
-        <w:t xml:space="preserve">- A cold wash uses much less energy than a hot one. If cold gets it clean, why do people still use hot?</w:t>
-      </w:r>
-      <w:r>
-        <w:t xml:space="preserve"> </w:t>
-      </w:r>
-      <w:r>
-        <w:t xml:space="preserve">- Your family does one big load with everything in it because time and quarters are real. What is the one split that saves the most clothing for the least trouble?</w:t>
-      </w:r>
-      <w:r>
-        <w:t xml:space="preserve"> </w:t>
-      </w:r>
-      <w:r>
-        <w:t xml:space="preserve">- Storing a sweater dirty over the summer is worse than storing it clean. Why would that be?</w:t>
+    </w:p>
+    <w:p>
+      <w:pPr>
+        <w:numPr>
+          <w:ilvl w:val="0"/>
+          <w:numId w:val="1007"/>
+        </w:numPr>
+        <w:pStyle w:val="Compact"/>
+      </w:pPr>
+      <w:r>
+        <w:t xml:space="preserve">Why does the law require a care label at all? Who is that protecting?</w:t>
+      </w:r>
+    </w:p>
+    <w:p>
+      <w:pPr>
+        <w:numPr>
+          <w:ilvl w:val="0"/>
+          <w:numId w:val="1007"/>
+        </w:numPr>
+        <w:pStyle w:val="Compact"/>
+      </w:pPr>
+      <w:r>
+        <w:t xml:space="preserve">The tag says dry clean only. Dry cleaning costs eight dollars and the shirt cost twelve. What would you do, and what is the risk?</w:t>
+      </w:r>
+    </w:p>
+    <w:p>
+      <w:pPr>
+        <w:numPr>
+          <w:ilvl w:val="0"/>
+          <w:numId w:val="1007"/>
+        </w:numPr>
+        <w:pStyle w:val="Compact"/>
+      </w:pPr>
+      <w:r>
+        <w:t xml:space="preserve">A cold wash uses much less energy than a hot one. If cold gets it clean, why do people still use hot?</w:t>
+      </w:r>
+    </w:p>
+    <w:p>
+      <w:pPr>
+        <w:numPr>
+          <w:ilvl w:val="0"/>
+          <w:numId w:val="1007"/>
+        </w:numPr>
+        <w:pStyle w:val="Compact"/>
+      </w:pPr>
+      <w:r>
+        <w:t xml:space="preserve">Your family does one big load with everything in it because time and quarters are real. What is the one split that saves the most clothing for the least trouble?</w:t>
+      </w:r>
+    </w:p>
+    <w:p>
+      <w:pPr>
+        <w:numPr>
+          <w:ilvl w:val="0"/>
+          <w:numId w:val="1007"/>
+        </w:numPr>
+        <w:pStyle w:val="Compact"/>
+      </w:pPr>
+      <w:r>
+        <w:t xml:space="preserve">Storing a sweater dirty over the summer is worse than storing it clean. Why would that be?</w:t>
       </w:r>
     </w:p>
     <w:p>
@@ -1588,7 +1750,7 @@
       <w:pPr>
         <w:numPr>
           <w:ilvl w:val="0"/>
-          <w:numId w:val="1002"/>
+          <w:numId w:val="1008"/>
         </w:numPr>
         <w:pStyle w:val="Compact"/>
       </w:pPr>
@@ -1612,7 +1774,7 @@
       <w:pPr>
         <w:numPr>
           <w:ilvl w:val="0"/>
-          <w:numId w:val="1002"/>
+          <w:numId w:val="1008"/>
         </w:numPr>
         <w:pStyle w:val="Compact"/>
       </w:pPr>
@@ -1624,7 +1786,7 @@
       <w:pPr>
         <w:numPr>
           <w:ilvl w:val="0"/>
-          <w:numId w:val="1002"/>
+          <w:numId w:val="1008"/>
         </w:numPr>
         <w:pStyle w:val="Compact"/>
       </w:pPr>
@@ -1636,7 +1798,7 @@
       <w:pPr>
         <w:numPr>
           <w:ilvl w:val="0"/>
-          <w:numId w:val="1002"/>
+          <w:numId w:val="1008"/>
         </w:numPr>
         <w:pStyle w:val="Compact"/>
       </w:pPr>
@@ -1663,7 +1825,7 @@
       <w:pPr>
         <w:numPr>
           <w:ilvl w:val="0"/>
-          <w:numId w:val="1002"/>
+          <w:numId w:val="1008"/>
         </w:numPr>
         <w:pStyle w:val="Compact"/>
       </w:pPr>
@@ -1675,7 +1837,7 @@
       <w:pPr>
         <w:numPr>
           <w:ilvl w:val="0"/>
-          <w:numId w:val="1002"/>
+          <w:numId w:val="1008"/>
         </w:numPr>
         <w:pStyle w:val="Compact"/>
       </w:pPr>
@@ -1984,7 +2146,7 @@
       <w:pPr>
         <w:numPr>
           <w:ilvl w:val="0"/>
-          <w:numId w:val="1003"/>
+          <w:numId w:val="1009"/>
         </w:numPr>
         <w:pStyle w:val="Compact"/>
       </w:pPr>
@@ -2008,7 +2170,7 @@
       <w:pPr>
         <w:numPr>
           <w:ilvl w:val="0"/>
-          <w:numId w:val="1003"/>
+          <w:numId w:val="1009"/>
         </w:numPr>
         <w:pStyle w:val="Compact"/>
       </w:pPr>
@@ -2032,7 +2194,7 @@
       <w:pPr>
         <w:numPr>
           <w:ilvl w:val="0"/>
-          <w:numId w:val="1003"/>
+          <w:numId w:val="1009"/>
         </w:numPr>
         <w:pStyle w:val="Compact"/>
       </w:pPr>
@@ -2044,7 +2206,7 @@
       <w:pPr>
         <w:numPr>
           <w:ilvl w:val="0"/>
-          <w:numId w:val="1003"/>
+          <w:numId w:val="1009"/>
         </w:numPr>
         <w:pStyle w:val="Compact"/>
       </w:pPr>
@@ -2068,7 +2230,7 @@
       <w:pPr>
         <w:numPr>
           <w:ilvl w:val="0"/>
-          <w:numId w:val="1003"/>
+          <w:numId w:val="1009"/>
         </w:numPr>
         <w:pStyle w:val="Compact"/>
       </w:pPr>
@@ -2089,7 +2251,7 @@
       <w:pPr>
         <w:numPr>
           <w:ilvl w:val="0"/>
-          <w:numId w:val="1003"/>
+          <w:numId w:val="1009"/>
         </w:numPr>
         <w:pStyle w:val="Compact"/>
       </w:pPr>
@@ -2129,7 +2291,7 @@
       <w:pPr>
         <w:numPr>
           <w:ilvl w:val="0"/>
-          <w:numId w:val="1004"/>
+          <w:numId w:val="1010"/>
         </w:numPr>
         <w:pStyle w:val="Compact"/>
       </w:pPr>
@@ -2141,7 +2303,7 @@
       <w:pPr>
         <w:numPr>
           <w:ilvl w:val="0"/>
-          <w:numId w:val="1004"/>
+          <w:numId w:val="1010"/>
         </w:numPr>
         <w:pStyle w:val="Compact"/>
       </w:pPr>
@@ -2153,7 +2315,7 @@
       <w:pPr>
         <w:numPr>
           <w:ilvl w:val="0"/>
-          <w:numId w:val="1004"/>
+          <w:numId w:val="1010"/>
         </w:numPr>
         <w:pStyle w:val="Compact"/>
       </w:pPr>
@@ -2165,7 +2327,7 @@
       <w:pPr>
         <w:numPr>
           <w:ilvl w:val="0"/>
-          <w:numId w:val="1004"/>
+          <w:numId w:val="1010"/>
         </w:numPr>
         <w:pStyle w:val="Compact"/>
       </w:pPr>
@@ -2195,7 +2357,7 @@
       <w:pPr>
         <w:numPr>
           <w:ilvl w:val="0"/>
-          <w:numId w:val="1004"/>
+          <w:numId w:val="1010"/>
         </w:numPr>
         <w:pStyle w:val="Compact"/>
       </w:pPr>
@@ -2207,7 +2369,7 @@
       <w:pPr>
         <w:numPr>
           <w:ilvl w:val="0"/>
-          <w:numId w:val="1004"/>
+          <w:numId w:val="1010"/>
         </w:numPr>
         <w:pStyle w:val="Compact"/>
       </w:pPr>
@@ -2219,7 +2381,7 @@
       <w:pPr>
         <w:numPr>
           <w:ilvl w:val="0"/>
-          <w:numId w:val="1004"/>
+          <w:numId w:val="1010"/>
         </w:numPr>
         <w:pStyle w:val="Compact"/>
       </w:pPr>
@@ -2515,6 +2677,118 @@
       </w:pPr>
     </w:lvl>
   </w:abstractNum>
+  <w:abstractNum w:abstractNumId="99411">
+    <w:nsid w:val="71315dca"/>
+    <w:multiLevelType w:val="multilevel"/>
+    <w:lvl w:ilvl="0">
+      <w:start w:val="1"/>
+      <w:numFmt w:val="decimal"/>
+      <w:lvlText w:val="%1."/>
+      <w:lvlJc w:val="left"/>
+      <w:pPr>
+        <w:tabs>
+          <w:tab w:val="num" w:pos="0"/>
+        </w:tabs>
+        <w:ind w:left="480" w:hanging="480"/>
+      </w:pPr>
+    </w:lvl>
+    <w:lvl w:ilvl="1">
+      <w:start w:val="1"/>
+      <w:numFmt w:val="decimal"/>
+      <w:lvlText w:val="%2."/>
+      <w:lvlJc w:val="left"/>
+      <w:pPr>
+        <w:tabs>
+          <w:tab w:val="num" w:pos="720"/>
+        </w:tabs>
+        <w:ind w:left="1200" w:hanging="480"/>
+      </w:pPr>
+    </w:lvl>
+    <w:lvl w:ilvl="2">
+      <w:start w:val="1"/>
+      <w:numFmt w:val="decimal"/>
+      <w:lvlText w:val="%3."/>
+      <w:lvlJc w:val="left"/>
+      <w:pPr>
+        <w:tabs>
+          <w:tab w:val="num" w:pos="1440"/>
+        </w:tabs>
+        <w:ind w:left="1920" w:hanging="480"/>
+      </w:pPr>
+    </w:lvl>
+    <w:lvl w:ilvl="3">
+      <w:start w:val="1"/>
+      <w:numFmt w:val="decimal"/>
+      <w:lvlText w:val="%4."/>
+      <w:lvlJc w:val="left"/>
+      <w:pPr>
+        <w:tabs>
+          <w:tab w:val="num" w:pos="2160"/>
+        </w:tabs>
+        <w:ind w:left="2640" w:hanging="480"/>
+      </w:pPr>
+    </w:lvl>
+    <w:lvl w:ilvl="4">
+      <w:start w:val="1"/>
+      <w:numFmt w:val="decimal"/>
+      <w:lvlText w:val="%5."/>
+      <w:lvlJc w:val="left"/>
+      <w:pPr>
+        <w:tabs>
+          <w:tab w:val="num" w:pos="2880"/>
+        </w:tabs>
+        <w:ind w:left="3360" w:hanging="480"/>
+      </w:pPr>
+    </w:lvl>
+    <w:lvl w:ilvl="5">
+      <w:start w:val="1"/>
+      <w:numFmt w:val="decimal"/>
+      <w:lvlText w:val="%6."/>
+      <w:lvlJc w:val="left"/>
+      <w:pPr>
+        <w:tabs>
+          <w:tab w:val="num" w:pos="3600"/>
+        </w:tabs>
+        <w:ind w:left="4080" w:hanging="480"/>
+      </w:pPr>
+    </w:lvl>
+    <w:lvl w:ilvl="6">
+      <w:start w:val="1"/>
+      <w:numFmt w:val="decimal"/>
+      <w:lvlText w:val="%7."/>
+      <w:lvlJc w:val="left"/>
+      <w:pPr>
+        <w:tabs>
+          <w:tab w:val="num" w:pos="4320"/>
+        </w:tabs>
+        <w:ind w:left="4800" w:hanging="480"/>
+      </w:pPr>
+    </w:lvl>
+    <w:lvl w:ilvl="7">
+      <w:start w:val="1"/>
+      <w:numFmt w:val="decimal"/>
+      <w:lvlText w:val="%8."/>
+      <w:lvlJc w:val="left"/>
+      <w:pPr>
+        <w:tabs>
+          <w:tab w:val="num" w:pos="5040"/>
+        </w:tabs>
+        <w:ind w:left="5520" w:hanging="480"/>
+      </w:pPr>
+    </w:lvl>
+    <w:lvl w:ilvl="8">
+      <w:start w:val="1"/>
+      <w:numFmt w:val="decimal"/>
+      <w:lvlText w:val="%9."/>
+      <w:lvlJc w:val="left"/>
+      <w:pPr>
+        <w:tabs>
+          <w:tab w:val="num" w:pos="5760"/>
+        </w:tabs>
+        <w:ind w:left="6240" w:hanging="480"/>
+      </w:pPr>
+    </w:lvl>
+  </w:abstractNum>
   <w:num w:numId="1000">
     <w:abstractNumId w:val="990"/>
   </w:num>
@@ -2522,12 +2796,57 @@
     <w:abstractNumId w:val="991"/>
   </w:num>
   <w:num w:numId="1002">
-    <w:abstractNumId w:val="991"/>
+    <w:abstractNumId w:val="99411"/>
+    <w:lvlOverride w:ilvl="0">
+      <w:startOverride w:val="1"/>
+    </w:lvlOverride>
+    <w:lvlOverride w:ilvl="1">
+      <w:startOverride w:val="1"/>
+    </w:lvlOverride>
+    <w:lvlOverride w:ilvl="2">
+      <w:startOverride w:val="1"/>
+    </w:lvlOverride>
+    <w:lvlOverride w:ilvl="3">
+      <w:startOverride w:val="1"/>
+    </w:lvlOverride>
+    <w:lvlOverride w:ilvl="4">
+      <w:startOverride w:val="1"/>
+    </w:lvlOverride>
+    <w:lvlOverride w:ilvl="5">
+      <w:startOverride w:val="1"/>
+    </w:lvlOverride>
+    <w:lvlOverride w:ilvl="6">
+      <w:startOverride w:val="1"/>
+    </w:lvlOverride>
+    <w:lvlOverride w:ilvl="7">
+      <w:startOverride w:val="1"/>
+    </w:lvlOverride>
+    <w:lvlOverride w:ilvl="8">
+      <w:startOverride w:val="1"/>
+    </w:lvlOverride>
   </w:num>
   <w:num w:numId="1003">
     <w:abstractNumId w:val="991"/>
   </w:num>
   <w:num w:numId="1004">
+    <w:abstractNumId w:val="991"/>
+  </w:num>
+  <w:num w:numId="1005">
+    <w:abstractNumId w:val="991"/>
+  </w:num>
+  <w:num w:numId="1006">
+    <w:abstractNumId w:val="991"/>
+  </w:num>
+  <w:num w:numId="1007">
+    <w:abstractNumId w:val="991"/>
+  </w:num>
+  <w:num w:numId="1008">
+    <w:abstractNumId w:val="991"/>
+  </w:num>
+  <w:num w:numId="1009">
+    <w:abstractNumId w:val="991"/>
+  </w:num>
+  <w:num w:numId="1010">
     <w:abstractNumId w:val="991"/>
   </w:num>
 </w:numbering>

--- a/downloads/teacher/04 Units/Unit 05 - Apparel and Textile Production and Design - Make It, Mend It, Wear It/Lesson 05.04 - Care Labels and Laundry and the Fibers and Care Quiz.docx
+++ b/downloads/teacher/04 Units/Unit 05 - Apparel and Textile Production and Design - Make It, Mend It, Wear It/Lesson 05.04 - Care Labels and Laundry and the Fibers and Care Quiz.docx
@@ -232,7 +232,7 @@
         <w:pStyle w:val="FirstParagraph"/>
       </w:pPr>
       <w:r>
-        <w:t xml:space="preserve">Note on the citations: the SUS line the task asked for, one on extending the life of things, does not exist in those words in the Sustainability module. The closest verbatim line is SUS 1. e) on practices that promote stewardship of environmental resources, so that is cited; SUS 3. c) on reducing, reusing, and recycling is the alternate and is cited in Lesson 5.9. FCL 4. h) is cited because care labels are a legal requirement, which is the consumer protection angle and the reason the tag is in the garment at all. The NYS FACS PI that fits is PI C, quoted above.</w:t>
+        <w:t xml:space="preserve">Note on the citations: the SUS line the task asked for, one on extending the life of things, does not exist in those words in the Sustainability module. The closest verbatim line is SUS 1. e) on practices that promote stewardship of environmental resources, so that is cited; SUS 3. c) on reducing, reusing, and recycling is the alternate and is cited in Lesson 5.8. FCL 4. h) is cited because care labels are a legal requirement, which is the consumer protection angle and the reason the tag is in the garment at all. The NYS FACS PI that fits is PI C, quoted above.</w:t>
       </w:r>
     </w:p>
     <w:p>
@@ -394,16 +394,7 @@
         <w:pStyle w:val="Compact"/>
       </w:pPr>
       <w:r>
-        <w:t xml:space="preserve">A laundry basket with eight to ten real garments with their care labels still in them. The set must include: a wool sweater, something with spandex (leggings), a white cotton T-shirt, a colored cotton T-shirt, a dress shirt that says iron, something that says dry clean only, a pair of jeans, and one towel. Thrifted is fine and cheaper.</w:t>
-      </w:r>
-      <w:r>
-        <w:t xml:space="preserve"> </w:t>
-      </w:r>
-      <w:r>
-        <w:rPr>
-          <w:rStyle w:val="TeacherNote"/>
-        </w:rPr>
-        <w:t xml:space="preserve">[Sal: your basket. Real garments with real tags beat any worksheet. One thrift trip of ten items at about $2 each is about $20 for three stations if you split the set.]</w:t>
+        <w:t xml:space="preserve">A laundry basket with eight to ten real garments with their care labels still in them. The set must include: a wool sweater, something with spandex (leggings), a white cotton T-shirt, a colored cotton T-shirt, a dress shirt that says iron, something that says dry clean only, a pair of jeans, and one towel. Thrifted is fine and cheaper. One thrift trip of ten items at about $2 each is about $20 for three stations if the set is split.</w:t>
       </w:r>
     </w:p>
     <w:p>
@@ -710,7 +701,7 @@
         <w:t xml:space="preserve"> </w:t>
       </w:r>
       <w:r>
-        <w:t xml:space="preserve">because the stain is still wet and that is not what happens at home. Rubbing alcohol and vinegar are the only two things in this lesson with a Safety Data Sheet; pull both sheets and know where they are, because a student will ask and it is the one chance all unit to use HSW 4. f) honestly. No open cups of anything near the quiz.</w:t>
+        <w:t xml:space="preserve">because the stain is still wet and that is not what happens at home. Rubbing alcohol and vinegar are the only two things in this lesson with a Safety Data Sheet; pull both sheets and know where they are, because a student will ask and it is the one chance all unit long to use HSW 4. f) honestly. No open cups of anything near the quiz.</w:t>
       </w:r>
     </w:p>
     <w:p>
@@ -788,15 +779,6 @@
       </w:r>
       <w:r>
         <w:t xml:space="preserve">”</w:t>
-      </w:r>
-      <w:r>
-        <w:t xml:space="preserve"> </w:t>
-      </w:r>
-      <w:r>
-        <w:rPr>
-          <w:rStyle w:val="TeacherNote"/>
-        </w:rPr>
-        <w:t xml:space="preserve">[Sal: ruin one thrifted sweater on purpose for this. It is the best two dollars in the unit.]</w:t>
       </w:r>
     </w:p>
     <w:p>
@@ -2122,15 +2104,6 @@
       <w:r>
         <w:t xml:space="preserve">Math: the cost math in Day 2 Step 3 is unit cost and percent change, which the math teacher can take as a warm-up with the same numbers. Science: the stain station is a fair test with a control, so the science teacher’s variables vocabulary fits it exactly; use their words for independent and dependent variable if the class has had them. Family and community: the laundry sequence is the single most transferable thing in Unit 5, and it belongs in whatever the school sends home about life skills. Community: a laundromat near the school will often give a stack of their posted instruction cards, which are written for real machines.</w:t>
       </w:r>
-      <w:r>
-        <w:t xml:space="preserve"> </w:t>
-      </w:r>
-      <w:r>
-        <w:rPr>
-          <w:rStyle w:val="TeacherNote"/>
-        </w:rPr>
-        <w:t xml:space="preserve">[Sal: name the laundromat or the building’s own machines.]</w:t>
-      </w:r>
     </w:p>
     <w:p>
       <w:pPr>
@@ -2237,15 +2210,6 @@
       <w:r>
         <w:t xml:space="preserve">Care symbol meanings follow the ASTM care symbol system used on United States care labels; the labeling requirement itself is the Federal Trade Commission’s Care Labeling Rule, 16 CFR Part 423.</w:t>
       </w:r>
-      <w:r>
-        <w:t xml:space="preserve"> </w:t>
-      </w:r>
-      <w:r>
-        <w:rPr>
-          <w:rStyle w:val="TeacherNote"/>
-        </w:rPr>
-        <w:t xml:space="preserve">[Sal: put the FTC page on the slide and check it before the site goes public; the agency reviews this rule periodically.]</w:t>
-      </w:r>
     </w:p>
     <w:p>
       <w:pPr>
@@ -2386,10 +2350,7 @@
         <w:pStyle w:val="Compact"/>
       </w:pPr>
       <w:r>
-        <w:rPr>
-          <w:rStyle w:val="TeacherNote"/>
-        </w:rPr>
-        <w:t xml:space="preserve">[Sal: your prices for the ruin slide and the stain math. At 2027 prices a thrifted basket of ten garments runs about $20, the treatment supplies about $12 for the year (dish soap, baking soda, white vinegar, one bottle of rubbing alcohol, swabs), and the clothesline and clips about $8. That is the whole Topic 5.1 consumable budget besides the swatches.]</w:t>
+        <w:t xml:space="preserve">Prices for the ruin slide and the stain math: a thrifted basket of ten garments runs about $20, the treatment supplies about $12 for the year (dish soap, baking soda, white vinegar, one bottle of rubbing alcohol, swabs), and the clothesline and clips about $8. That is the whole Topic 5.1 consumable budget besides the swatches.</w:t>
       </w:r>
     </w:p>
     <w:sectPr>
